--- a/livrables-IGPDE-2026-102846/Formateur/tp-word-igpde/checklist-accessibilite-bureautique.docx
+++ b/livrables-IGPDE-2026-102846/Formateur/tp-word-igpde/checklist-accessibilite-bureautique.docx
@@ -582,7 +582,7 @@
           </w:tcPr>
           <w:p>
             <w:r>
-              <w:t>Toute information essentielle portée par un filigrane est aussi présente dans le corps.</w:t>
+              <w:t>Toute information essentielle portée par un en-tête, un filigrane ou un arrière-plan est aussi présente dans le corps.</w:t>
             </w:r>
           </w:p>
         </w:tc>

--- a/livrables-IGPDE-2026-102846/Formateur/tp-word-igpde/checklist-accessibilite-bureautique.docx
+++ b/livrables-IGPDE-2026-102846/Formateur/tp-word-igpde/checklist-accessibilite-bureautique.docx
@@ -1494,6 +1494,7 @@
       </w:tr>
     </w:tbl>
     <w:sectPr>
+      <w:footerReference w:type="default" r:id="rId9"/>
       <w:pgSz w:w="12240" w:h="15840"/>
       <w:pgMar w:top="1440" w:right="1800" w:bottom="1440" w:left="1800" w:header="720" w:footer="720" w:gutter="0"/>
       <w:cols w:space="720"/>
@@ -1501,6 +1502,113 @@
     </w:sectPr>
   </w:body>
 </w:document>
+</file>
+
+<file path=word/footer1.xml><?xml version="1.0" encoding="utf-8"?>
+<w:ftr xmlns:m="http://schemas.openxmlformats.org/officeDocument/2006/math" xmlns:mc="http://schemas.openxmlformats.org/markup-compatibility/2006" xmlns:mo="http://schemas.microsoft.com/office/mac/office/2008/main" xmlns:mv="urn:schemas-microsoft-com:mac:vml" xmlns:o="urn:schemas-microsoft-com:office:office" xmlns:r="http://schemas.openxmlformats.org/officeDocument/2006/relationships" xmlns:v="urn:schemas-microsoft-com:vml" xmlns:w10="urn:schemas-microsoft-com:office:word" xmlns:w14="http://schemas.microsoft.com/office/word/2010/wordml" xmlns:w="http://schemas.openxmlformats.org/wordprocessingml/2006/main" xmlns:wne="http://schemas.microsoft.com/office/word/2006/wordml" xmlns:wp14="http://schemas.microsoft.com/office/word/2010/wordprocessingDrawing" xmlns:wp="http://schemas.openxmlformats.org/drawingml/2006/wordprocessingDrawing" xmlns:wpc="http://schemas.microsoft.com/office/word/2010/wordprocessingCanvas" xmlns:wpg="http://schemas.microsoft.com/office/word/2010/wordprocessingGroup" xmlns:wpi="http://schemas.microsoft.com/office/word/2010/wordprocessingInk" xmlns:wps="http://schemas.microsoft.com/office/word/2010/wordprocessingShape" mc:Ignorable="w14 wp14">
+  <w:p>
+    <w:pPr>
+      <w:pStyle w:val="Footer"/>
+      <w:jc w:val="center"/>
+    </w:pPr>
+    <w:r>
+      <w:rPr>
+        <w:rFonts w:ascii="Arial" w:hAnsi="Arial"/>
+        <w:color w:val="000000"/>
+        <w:sz w:val="24"/>
+      </w:rPr>
+      <w:t xml:space="preserve">Page </w:t>
+    </w:r>
+    <w:r>
+      <w:rPr>
+        <w:rFonts w:ascii="Arial" w:hAnsi="Arial"/>
+        <w:color w:val="000000"/>
+        <w:sz w:val="24"/>
+      </w:rPr>
+      <w:fldChar w:fldCharType="begin"/>
+    </w:r>
+    <w:r>
+      <w:rPr>
+        <w:rFonts w:ascii="Arial" w:hAnsi="Arial"/>
+        <w:color w:val="000000"/>
+        <w:sz w:val="24"/>
+      </w:rPr>
+      <w:instrText xml:space="preserve"> PAGE </w:instrText>
+    </w:r>
+    <w:r>
+      <w:rPr>
+        <w:rFonts w:ascii="Arial" w:hAnsi="Arial"/>
+        <w:color w:val="000000"/>
+        <w:sz w:val="24"/>
+      </w:rPr>
+      <w:fldChar w:fldCharType="separate"/>
+    </w:r>
+    <w:r>
+      <w:rPr>
+        <w:rFonts w:ascii="Arial" w:hAnsi="Arial"/>
+        <w:color w:val="000000"/>
+        <w:sz w:val="24"/>
+      </w:rPr>
+      <w:t>1</w:t>
+    </w:r>
+    <w:r>
+      <w:rPr>
+        <w:rFonts w:ascii="Arial" w:hAnsi="Arial"/>
+        <w:color w:val="000000"/>
+        <w:sz w:val="24"/>
+      </w:rPr>
+      <w:fldChar w:fldCharType="end"/>
+    </w:r>
+    <w:r>
+      <w:rPr>
+        <w:rFonts w:ascii="Arial" w:hAnsi="Arial"/>
+        <w:color w:val="000000"/>
+        <w:sz w:val="24"/>
+      </w:rPr>
+      <w:t xml:space="preserve"> sur </w:t>
+    </w:r>
+    <w:r>
+      <w:rPr>
+        <w:rFonts w:ascii="Arial" w:hAnsi="Arial"/>
+        <w:color w:val="000000"/>
+        <w:sz w:val="24"/>
+      </w:rPr>
+      <w:fldChar w:fldCharType="begin"/>
+    </w:r>
+    <w:r>
+      <w:rPr>
+        <w:rFonts w:ascii="Arial" w:hAnsi="Arial"/>
+        <w:color w:val="000000"/>
+        <w:sz w:val="24"/>
+      </w:rPr>
+      <w:instrText xml:space="preserve"> NUMPAGES </w:instrText>
+    </w:r>
+    <w:r>
+      <w:rPr>
+        <w:rFonts w:ascii="Arial" w:hAnsi="Arial"/>
+        <w:color w:val="000000"/>
+        <w:sz w:val="24"/>
+      </w:rPr>
+      <w:fldChar w:fldCharType="separate"/>
+    </w:r>
+    <w:r>
+      <w:rPr>
+        <w:rFonts w:ascii="Arial" w:hAnsi="Arial"/>
+        <w:color w:val="000000"/>
+        <w:sz w:val="24"/>
+      </w:rPr>
+      <w:t>1</w:t>
+    </w:r>
+    <w:r>
+      <w:rPr>
+        <w:rFonts w:ascii="Arial" w:hAnsi="Arial"/>
+        <w:color w:val="000000"/>
+        <w:sz w:val="24"/>
+      </w:rPr>
+      <w:fldChar w:fldCharType="end"/>
+    </w:r>
+  </w:p>
+</w:ftr>
 </file>
 
 <file path=word/numbering.xml><?xml version="1.0" encoding="utf-8"?>

--- a/livrables-IGPDE-2026-102846/Formateur/tp-word-igpde/checklist-accessibilite-bureautique.docx
+++ b/livrables-IGPDE-2026-102846/Formateur/tp-word-igpde/checklist-accessibilite-bureautique.docx
@@ -20,7 +20,13 @@
         <w:pStyle w:val="ListBullet"/>
       </w:pPr>
       <w:r>
-        <w:t>P - pratiqué : une action est réalisée et sa preuve est conservée.</w:t>
+        <w:rPr>
+          <w:b/>
+        </w:rPr>
+        <w:t>P - pratiqué :</w:t>
+      </w:r>
+      <w:r>
+        <w:t xml:space="preserve"> une action est réalisée et sa preuve est conservée.</w:t>
       </w:r>
     </w:p>
     <w:p>
@@ -28,7 +34,13 @@
         <w:pStyle w:val="ListBullet"/>
       </w:pPr>
       <w:r>
-        <w:t>C - contrôlé : un outil ou une vérification humaine est exécuté et son résultat est noté.</w:t>
+        <w:rPr>
+          <w:b/>
+        </w:rPr>
+        <w:t>C - contrôlé :</w:t>
+      </w:r>
+      <w:r>
+        <w:t xml:space="preserve"> un outil ou une vérification humaine est exécuté et son résultat est noté.</w:t>
       </w:r>
     </w:p>
     <w:p>
@@ -36,7 +48,13 @@
         <w:pStyle w:val="ListBullet"/>
       </w:pPr>
       <w:r>
-        <w:t>S - signalé : le point est vérifié sans manipulation obligatoire pendant le TP.</w:t>
+        <w:rPr>
+          <w:b/>
+        </w:rPr>
+        <w:t>S - signalé :</w:t>
+      </w:r>
+      <w:r>
+        <w:t xml:space="preserve"> le point est vérifié sans manipulation obligatoire pendant le TP.</w:t>
       </w:r>
     </w:p>
     <w:p>
@@ -53,6 +71,8 @@
         <w:tblW w:type="auto" w:w="0"/>
         <w:jc w:val="center"/>
         <w:tblLook w:firstColumn="1" w:firstRow="1" w:lastColumn="0" w:lastRow="0" w:noHBand="0" w:noVBand="1" w:val="04A0"/>
+        <w:tblCaption w:val="Structurer et naviguer"/>
+        <w:tblDescription w:val="Une ligne par point : identifiant et niveau, point à vérifier, cases de suivi et notes."/>
       </w:tblPr>
       <w:tblGrid>
         <w:gridCol w:w="2880"/>
@@ -70,6 +90,9 @@
           </w:tcPr>
           <w:p>
             <w:r>
+              <w:rPr>
+                <w:b/>
+              </w:rPr>
               <w:t>Identifiant et niveau</w:t>
             </w:r>
           </w:p>
@@ -80,6 +103,9 @@
           </w:tcPr>
           <w:p>
             <w:r>
+              <w:rPr>
+                <w:b/>
+              </w:rPr>
               <w:t>Point à vérifier</w:t>
             </w:r>
           </w:p>
@@ -90,6 +116,9 @@
           </w:tcPr>
           <w:p>
             <w:r>
+              <w:rPr>
+                <w:b/>
+              </w:rPr>
               <w:t>Suivi</w:t>
             </w:r>
           </w:p>
@@ -315,6 +344,8 @@
         <w:tblW w:type="auto" w:w="0"/>
         <w:jc w:val="center"/>
         <w:tblLook w:firstColumn="1" w:firstRow="1" w:lastColumn="0" w:lastRow="0" w:noHBand="0" w:noVBand="1" w:val="04A0"/>
+        <w:tblCaption w:val="Rendre les contenus et les liens compréhensibles"/>
+        <w:tblDescription w:val="Une ligne par point : identifiant et niveau, point à vérifier, cases de suivi et notes."/>
       </w:tblPr>
       <w:tblGrid>
         <w:gridCol w:w="2880"/>
@@ -332,6 +363,9 @@
           </w:tcPr>
           <w:p>
             <w:r>
+              <w:rPr>
+                <w:b/>
+              </w:rPr>
               <w:t>Identifiant et niveau</w:t>
             </w:r>
           </w:p>
@@ -342,6 +376,9 @@
           </w:tcPr>
           <w:p>
             <w:r>
+              <w:rPr>
+                <w:b/>
+              </w:rPr>
               <w:t>Point à vérifier</w:t>
             </w:r>
           </w:p>
@@ -352,6 +389,9 @@
           </w:tcPr>
           <w:p>
             <w:r>
+              <w:rPr>
+                <w:b/>
+              </w:rPr>
               <w:t>Suivi</w:t>
             </w:r>
           </w:p>
@@ -618,6 +658,8 @@
         <w:tblW w:type="auto" w:w="0"/>
         <w:jc w:val="center"/>
         <w:tblLook w:firstColumn="1" w:firstRow="1" w:lastColumn="0" w:lastRow="0" w:noHBand="0" w:noVBand="1" w:val="04A0"/>
+        <w:tblCaption w:val="Sécuriser couleurs, graphiques et tableaux"/>
+        <w:tblDescription w:val="Une ligne par point : identifiant et niveau, point à vérifier, cases de suivi et notes."/>
       </w:tblPr>
       <w:tblGrid>
         <w:gridCol w:w="2880"/>
@@ -635,6 +677,9 @@
           </w:tcPr>
           <w:p>
             <w:r>
+              <w:rPr>
+                <w:b/>
+              </w:rPr>
               <w:t>Identifiant et niveau</w:t>
             </w:r>
           </w:p>
@@ -645,6 +690,9 @@
           </w:tcPr>
           <w:p>
             <w:r>
+              <w:rPr>
+                <w:b/>
+              </w:rPr>
               <w:t>Point à vérifier</w:t>
             </w:r>
           </w:p>
@@ -655,6 +703,9 @@
           </w:tcPr>
           <w:p>
             <w:r>
+              <w:rPr>
+                <w:b/>
+              </w:rPr>
               <w:t>Suivi</w:t>
             </w:r>
           </w:p>
@@ -798,6 +849,8 @@
         <w:tblW w:type="auto" w:w="0"/>
         <w:jc w:val="center"/>
         <w:tblLook w:firstColumn="1" w:firstRow="1" w:lastColumn="0" w:lastRow="0" w:noHBand="0" w:noVBand="1" w:val="04A0"/>
+        <w:tblCaption w:val="Régler langues et lisibilité"/>
+        <w:tblDescription w:val="Une ligne par point : identifiant et niveau, point à vérifier, cases de suivi et notes."/>
       </w:tblPr>
       <w:tblGrid>
         <w:gridCol w:w="2880"/>
@@ -815,6 +868,9 @@
           </w:tcPr>
           <w:p>
             <w:r>
+              <w:rPr>
+                <w:b/>
+              </w:rPr>
               <w:t>Identifiant et niveau</w:t>
             </w:r>
           </w:p>
@@ -825,6 +881,9 @@
           </w:tcPr>
           <w:p>
             <w:r>
+              <w:rPr>
+                <w:b/>
+              </w:rPr>
               <w:t>Point à vérifier</w:t>
             </w:r>
           </w:p>
@@ -835,6 +894,9 @@
           </w:tcPr>
           <w:p>
             <w:r>
+              <w:rPr>
+                <w:b/>
+              </w:rPr>
               <w:t>Suivi</w:t>
             </w:r>
           </w:p>
@@ -1019,6 +1081,8 @@
         <w:tblW w:type="auto" w:w="0"/>
         <w:jc w:val="center"/>
         <w:tblLook w:firstColumn="1" w:firstRow="1" w:lastColumn="0" w:lastRow="0" w:noHBand="0" w:noVBand="1" w:val="04A0"/>
+        <w:tblCaption w:val="Finaliser, vérifier, exporter et contrôler"/>
+        <w:tblDescription w:val="Une ligne par point : identifiant et niveau, point à vérifier, cases de suivi et notes."/>
       </w:tblPr>
       <w:tblGrid>
         <w:gridCol w:w="2880"/>
@@ -1036,6 +1100,9 @@
           </w:tcPr>
           <w:p>
             <w:r>
+              <w:rPr>
+                <w:b/>
+              </w:rPr>
               <w:t>Identifiant et niveau</w:t>
             </w:r>
           </w:p>
@@ -1046,6 +1113,9 @@
           </w:tcPr>
           <w:p>
             <w:r>
+              <w:rPr>
+                <w:b/>
+              </w:rPr>
               <w:t>Point à vérifier</w:t>
             </w:r>
           </w:p>
@@ -1056,6 +1126,9 @@
           </w:tcPr>
           <w:p>
             <w:r>
+              <w:rPr>
+                <w:b/>
+              </w:rPr>
               <w:t>Suivi</w:t>
             </w:r>
           </w:p>
@@ -1245,6 +1318,8 @@
         <w:tblW w:type="auto" w:w="0"/>
         <w:jc w:val="center"/>
         <w:tblLook w:firstColumn="1" w:firstRow="1" w:lastColumn="0" w:lastRow="0" w:noHBand="0" w:noVBand="1" w:val="04A0"/>
+        <w:tblCaption w:val="Contrôles signalés"/>
+        <w:tblDescription w:val="Une ligne par point : identifiant et niveau, point à vérifier, cases de suivi et notes."/>
       </w:tblPr>
       <w:tblGrid>
         <w:gridCol w:w="2880"/>
@@ -1262,6 +1337,9 @@
           </w:tcPr>
           <w:p>
             <w:r>
+              <w:rPr>
+                <w:b/>
+              </w:rPr>
               <w:t>Identifiant et niveau</w:t>
             </w:r>
           </w:p>
@@ -1272,6 +1350,9 @@
           </w:tcPr>
           <w:p>
             <w:r>
+              <w:rPr>
+                <w:b/>
+              </w:rPr>
               <w:t>Point à vérifier</w:t>
             </w:r>
           </w:p>
@@ -1282,6 +1363,9 @@
           </w:tcPr>
           <w:p>
             <w:r>
+              <w:rPr>
+                <w:b/>
+              </w:rPr>
               <w:t>Suivi</w:t>
             </w:r>
           </w:p>

--- a/livrables-IGPDE-2026-102846/Formateur/tp-word-igpde/checklist-accessibilite-bureautique.docx
+++ b/livrables-IGPDE-2026-102846/Formateur/tp-word-igpde/checklist-accessibilite-bureautique.docx
@@ -70,14 +70,15 @@
         <w:tblStyle w:val="TableGrid"/>
         <w:tblW w:type="auto" w:w="0"/>
         <w:jc w:val="center"/>
+        <w:tblLayout w:type="fixed"/>
         <w:tblLook w:firstColumn="1" w:firstRow="1" w:lastColumn="0" w:lastRow="0" w:noHBand="0" w:noVBand="1" w:val="04A0"/>
         <w:tblCaption w:val="Structurer et naviguer"/>
         <w:tblDescription w:val="Une ligne par point : identifiant et niveau, point à vérifier, cases de suivi et notes."/>
       </w:tblPr>
       <w:tblGrid>
-        <w:gridCol w:w="2880"/>
-        <w:gridCol w:w="2880"/>
-        <w:gridCol w:w="2880"/>
+        <w:gridCol w:w="1872"/>
+        <w:gridCol w:w="4608"/>
+        <w:gridCol w:w="2160"/>
       </w:tblGrid>
       <w:tr>
         <w:trPr>
@@ -86,7 +87,7 @@
         </w:trPr>
         <w:tc>
           <w:tcPr>
-            <w:tcW w:type="dxa" w:w="2880"/>
+            <w:tcW w:type="dxa" w:w="1872"/>
           </w:tcPr>
           <w:p>
             <w:r>
@@ -99,7 +100,7 @@
         </w:tc>
         <w:tc>
           <w:tcPr>
-            <w:tcW w:type="dxa" w:w="2880"/>
+            <w:tcW w:type="dxa" w:w="4608"/>
           </w:tcPr>
           <w:p>
             <w:r>
@@ -112,7 +113,7 @@
         </w:tc>
         <w:tc>
           <w:tcPr>
-            <w:tcW w:type="dxa" w:w="2880"/>
+            <w:tcW w:type="dxa" w:w="2160"/>
           </w:tcPr>
           <w:p>
             <w:r>
@@ -130,7 +131,7 @@
         </w:trPr>
         <w:tc>
           <w:tcPr>
-            <w:tcW w:type="dxa" w:w="2880"/>
+            <w:tcW w:type="dxa" w:w="1872"/>
           </w:tcPr>
           <w:p>
             <w:r>
@@ -140,7 +141,7 @@
         </w:tc>
         <w:tc>
           <w:tcPr>
-            <w:tcW w:type="dxa" w:w="2880"/>
+            <w:tcW w:type="dxa" w:w="4608"/>
           </w:tcPr>
           <w:p>
             <w:r>
@@ -150,7 +151,7 @@
         </w:tc>
         <w:tc>
           <w:tcPr>
-            <w:tcW w:type="dxa" w:w="2880"/>
+            <w:tcW w:type="dxa" w:w="2160"/>
           </w:tcPr>
           <w:p>
             <w:r>
@@ -171,7 +172,7 @@
         </w:trPr>
         <w:tc>
           <w:tcPr>
-            <w:tcW w:type="dxa" w:w="2880"/>
+            <w:tcW w:type="dxa" w:w="1872"/>
           </w:tcPr>
           <w:p>
             <w:r>
@@ -181,7 +182,7 @@
         </w:tc>
         <w:tc>
           <w:tcPr>
-            <w:tcW w:type="dxa" w:w="2880"/>
+            <w:tcW w:type="dxa" w:w="4608"/>
           </w:tcPr>
           <w:p>
             <w:r>
@@ -191,7 +192,7 @@
         </w:tc>
         <w:tc>
           <w:tcPr>
-            <w:tcW w:type="dxa" w:w="2880"/>
+            <w:tcW w:type="dxa" w:w="2160"/>
           </w:tcPr>
           <w:p>
             <w:r>
@@ -212,7 +213,7 @@
         </w:trPr>
         <w:tc>
           <w:tcPr>
-            <w:tcW w:type="dxa" w:w="2880"/>
+            <w:tcW w:type="dxa" w:w="1872"/>
           </w:tcPr>
           <w:p>
             <w:r>
@@ -222,7 +223,7 @@
         </w:tc>
         <w:tc>
           <w:tcPr>
-            <w:tcW w:type="dxa" w:w="2880"/>
+            <w:tcW w:type="dxa" w:w="4608"/>
           </w:tcPr>
           <w:p>
             <w:r>
@@ -232,7 +233,7 @@
         </w:tc>
         <w:tc>
           <w:tcPr>
-            <w:tcW w:type="dxa" w:w="2880"/>
+            <w:tcW w:type="dxa" w:w="2160"/>
           </w:tcPr>
           <w:p>
             <w:r>
@@ -253,7 +254,7 @@
         </w:trPr>
         <w:tc>
           <w:tcPr>
-            <w:tcW w:type="dxa" w:w="2880"/>
+            <w:tcW w:type="dxa" w:w="1872"/>
           </w:tcPr>
           <w:p>
             <w:r>
@@ -263,7 +264,7 @@
         </w:tc>
         <w:tc>
           <w:tcPr>
-            <w:tcW w:type="dxa" w:w="2880"/>
+            <w:tcW w:type="dxa" w:w="4608"/>
           </w:tcPr>
           <w:p>
             <w:r>
@@ -273,7 +274,7 @@
         </w:tc>
         <w:tc>
           <w:tcPr>
-            <w:tcW w:type="dxa" w:w="2880"/>
+            <w:tcW w:type="dxa" w:w="2160"/>
           </w:tcPr>
           <w:p>
             <w:r>
@@ -294,7 +295,7 @@
         </w:trPr>
         <w:tc>
           <w:tcPr>
-            <w:tcW w:type="dxa" w:w="2880"/>
+            <w:tcW w:type="dxa" w:w="1872"/>
           </w:tcPr>
           <w:p>
             <w:r>
@@ -304,7 +305,7 @@
         </w:tc>
         <w:tc>
           <w:tcPr>
-            <w:tcW w:type="dxa" w:w="2880"/>
+            <w:tcW w:type="dxa" w:w="4608"/>
           </w:tcPr>
           <w:p>
             <w:r>
@@ -314,7 +315,7 @@
         </w:tc>
         <w:tc>
           <w:tcPr>
-            <w:tcW w:type="dxa" w:w="2880"/>
+            <w:tcW w:type="dxa" w:w="2160"/>
           </w:tcPr>
           <w:p>
             <w:r>
@@ -343,14 +344,15 @@
         <w:tblStyle w:val="TableGrid"/>
         <w:tblW w:type="auto" w:w="0"/>
         <w:jc w:val="center"/>
+        <w:tblLayout w:type="fixed"/>
         <w:tblLook w:firstColumn="1" w:firstRow="1" w:lastColumn="0" w:lastRow="0" w:noHBand="0" w:noVBand="1" w:val="04A0"/>
         <w:tblCaption w:val="Rendre les contenus et les liens compréhensibles"/>
         <w:tblDescription w:val="Une ligne par point : identifiant et niveau, point à vérifier, cases de suivi et notes."/>
       </w:tblPr>
       <w:tblGrid>
-        <w:gridCol w:w="2880"/>
-        <w:gridCol w:w="2880"/>
-        <w:gridCol w:w="2880"/>
+        <w:gridCol w:w="1872"/>
+        <w:gridCol w:w="4608"/>
+        <w:gridCol w:w="2160"/>
       </w:tblGrid>
       <w:tr>
         <w:trPr>
@@ -359,7 +361,7 @@
         </w:trPr>
         <w:tc>
           <w:tcPr>
-            <w:tcW w:type="dxa" w:w="2880"/>
+            <w:tcW w:type="dxa" w:w="1872"/>
           </w:tcPr>
           <w:p>
             <w:r>
@@ -372,7 +374,7 @@
         </w:tc>
         <w:tc>
           <w:tcPr>
-            <w:tcW w:type="dxa" w:w="2880"/>
+            <w:tcW w:type="dxa" w:w="4608"/>
           </w:tcPr>
           <w:p>
             <w:r>
@@ -385,7 +387,7 @@
         </w:tc>
         <w:tc>
           <w:tcPr>
-            <w:tcW w:type="dxa" w:w="2880"/>
+            <w:tcW w:type="dxa" w:w="2160"/>
           </w:tcPr>
           <w:p>
             <w:r>
@@ -403,7 +405,7 @@
         </w:trPr>
         <w:tc>
           <w:tcPr>
-            <w:tcW w:type="dxa" w:w="2880"/>
+            <w:tcW w:type="dxa" w:w="1872"/>
           </w:tcPr>
           <w:p>
             <w:r>
@@ -413,7 +415,7 @@
         </w:tc>
         <w:tc>
           <w:tcPr>
-            <w:tcW w:type="dxa" w:w="2880"/>
+            <w:tcW w:type="dxa" w:w="4608"/>
           </w:tcPr>
           <w:p>
             <w:r>
@@ -423,7 +425,7 @@
         </w:tc>
         <w:tc>
           <w:tcPr>
-            <w:tcW w:type="dxa" w:w="2880"/>
+            <w:tcW w:type="dxa" w:w="2160"/>
           </w:tcPr>
           <w:p>
             <w:r>
@@ -444,7 +446,7 @@
         </w:trPr>
         <w:tc>
           <w:tcPr>
-            <w:tcW w:type="dxa" w:w="2880"/>
+            <w:tcW w:type="dxa" w:w="1872"/>
           </w:tcPr>
           <w:p>
             <w:r>
@@ -454,7 +456,7 @@
         </w:tc>
         <w:tc>
           <w:tcPr>
-            <w:tcW w:type="dxa" w:w="2880"/>
+            <w:tcW w:type="dxa" w:w="4608"/>
           </w:tcPr>
           <w:p>
             <w:r>
@@ -464,7 +466,7 @@
         </w:tc>
         <w:tc>
           <w:tcPr>
-            <w:tcW w:type="dxa" w:w="2880"/>
+            <w:tcW w:type="dxa" w:w="2160"/>
           </w:tcPr>
           <w:p>
             <w:r>
@@ -485,7 +487,7 @@
         </w:trPr>
         <w:tc>
           <w:tcPr>
-            <w:tcW w:type="dxa" w:w="2880"/>
+            <w:tcW w:type="dxa" w:w="1872"/>
           </w:tcPr>
           <w:p>
             <w:r>
@@ -495,7 +497,7 @@
         </w:tc>
         <w:tc>
           <w:tcPr>
-            <w:tcW w:type="dxa" w:w="2880"/>
+            <w:tcW w:type="dxa" w:w="4608"/>
           </w:tcPr>
           <w:p>
             <w:r>
@@ -505,7 +507,7 @@
         </w:tc>
         <w:tc>
           <w:tcPr>
-            <w:tcW w:type="dxa" w:w="2880"/>
+            <w:tcW w:type="dxa" w:w="2160"/>
           </w:tcPr>
           <w:p>
             <w:r>
@@ -526,7 +528,7 @@
         </w:trPr>
         <w:tc>
           <w:tcPr>
-            <w:tcW w:type="dxa" w:w="2880"/>
+            <w:tcW w:type="dxa" w:w="1872"/>
           </w:tcPr>
           <w:p>
             <w:r>
@@ -536,7 +538,7 @@
         </w:tc>
         <w:tc>
           <w:tcPr>
-            <w:tcW w:type="dxa" w:w="2880"/>
+            <w:tcW w:type="dxa" w:w="4608"/>
           </w:tcPr>
           <w:p>
             <w:r>
@@ -546,7 +548,7 @@
         </w:tc>
         <w:tc>
           <w:tcPr>
-            <w:tcW w:type="dxa" w:w="2880"/>
+            <w:tcW w:type="dxa" w:w="2160"/>
           </w:tcPr>
           <w:p>
             <w:r>
@@ -567,7 +569,7 @@
         </w:trPr>
         <w:tc>
           <w:tcPr>
-            <w:tcW w:type="dxa" w:w="2880"/>
+            <w:tcW w:type="dxa" w:w="1872"/>
           </w:tcPr>
           <w:p>
             <w:r>
@@ -577,7 +579,7 @@
         </w:tc>
         <w:tc>
           <w:tcPr>
-            <w:tcW w:type="dxa" w:w="2880"/>
+            <w:tcW w:type="dxa" w:w="4608"/>
           </w:tcPr>
           <w:p>
             <w:r>
@@ -587,7 +589,7 @@
         </w:tc>
         <w:tc>
           <w:tcPr>
-            <w:tcW w:type="dxa" w:w="2880"/>
+            <w:tcW w:type="dxa" w:w="2160"/>
           </w:tcPr>
           <w:p>
             <w:r>
@@ -608,7 +610,7 @@
         </w:trPr>
         <w:tc>
           <w:tcPr>
-            <w:tcW w:type="dxa" w:w="2880"/>
+            <w:tcW w:type="dxa" w:w="1872"/>
           </w:tcPr>
           <w:p>
             <w:r>
@@ -618,7 +620,7 @@
         </w:tc>
         <w:tc>
           <w:tcPr>
-            <w:tcW w:type="dxa" w:w="2880"/>
+            <w:tcW w:type="dxa" w:w="4608"/>
           </w:tcPr>
           <w:p>
             <w:r>
@@ -628,7 +630,7 @@
         </w:tc>
         <w:tc>
           <w:tcPr>
-            <w:tcW w:type="dxa" w:w="2880"/>
+            <w:tcW w:type="dxa" w:w="2160"/>
           </w:tcPr>
           <w:p>
             <w:r>
@@ -657,14 +659,15 @@
         <w:tblStyle w:val="TableGrid"/>
         <w:tblW w:type="auto" w:w="0"/>
         <w:jc w:val="center"/>
+        <w:tblLayout w:type="fixed"/>
         <w:tblLook w:firstColumn="1" w:firstRow="1" w:lastColumn="0" w:lastRow="0" w:noHBand="0" w:noVBand="1" w:val="04A0"/>
         <w:tblCaption w:val="Sécuriser couleurs, graphiques et tableaux"/>
         <w:tblDescription w:val="Une ligne par point : identifiant et niveau, point à vérifier, cases de suivi et notes."/>
       </w:tblPr>
       <w:tblGrid>
-        <w:gridCol w:w="2880"/>
-        <w:gridCol w:w="2880"/>
-        <w:gridCol w:w="2880"/>
+        <w:gridCol w:w="1872"/>
+        <w:gridCol w:w="4608"/>
+        <w:gridCol w:w="2160"/>
       </w:tblGrid>
       <w:tr>
         <w:trPr>
@@ -673,7 +676,7 @@
         </w:trPr>
         <w:tc>
           <w:tcPr>
-            <w:tcW w:type="dxa" w:w="2880"/>
+            <w:tcW w:type="dxa" w:w="1872"/>
           </w:tcPr>
           <w:p>
             <w:r>
@@ -686,7 +689,7 @@
         </w:tc>
         <w:tc>
           <w:tcPr>
-            <w:tcW w:type="dxa" w:w="2880"/>
+            <w:tcW w:type="dxa" w:w="4608"/>
           </w:tcPr>
           <w:p>
             <w:r>
@@ -699,7 +702,7 @@
         </w:tc>
         <w:tc>
           <w:tcPr>
-            <w:tcW w:type="dxa" w:w="2880"/>
+            <w:tcW w:type="dxa" w:w="2160"/>
           </w:tcPr>
           <w:p>
             <w:r>
@@ -717,7 +720,7 @@
         </w:trPr>
         <w:tc>
           <w:tcPr>
-            <w:tcW w:type="dxa" w:w="2880"/>
+            <w:tcW w:type="dxa" w:w="1872"/>
           </w:tcPr>
           <w:p>
             <w:r>
@@ -727,7 +730,7 @@
         </w:tc>
         <w:tc>
           <w:tcPr>
-            <w:tcW w:type="dxa" w:w="2880"/>
+            <w:tcW w:type="dxa" w:w="4608"/>
           </w:tcPr>
           <w:p>
             <w:r>
@@ -737,7 +740,7 @@
         </w:tc>
         <w:tc>
           <w:tcPr>
-            <w:tcW w:type="dxa" w:w="2880"/>
+            <w:tcW w:type="dxa" w:w="2160"/>
           </w:tcPr>
           <w:p>
             <w:r>
@@ -758,7 +761,7 @@
         </w:trPr>
         <w:tc>
           <w:tcPr>
-            <w:tcW w:type="dxa" w:w="2880"/>
+            <w:tcW w:type="dxa" w:w="1872"/>
           </w:tcPr>
           <w:p>
             <w:r>
@@ -768,7 +771,7 @@
         </w:tc>
         <w:tc>
           <w:tcPr>
-            <w:tcW w:type="dxa" w:w="2880"/>
+            <w:tcW w:type="dxa" w:w="4608"/>
           </w:tcPr>
           <w:p>
             <w:r>
@@ -778,7 +781,7 @@
         </w:tc>
         <w:tc>
           <w:tcPr>
-            <w:tcW w:type="dxa" w:w="2880"/>
+            <w:tcW w:type="dxa" w:w="2160"/>
           </w:tcPr>
           <w:p>
             <w:r>
@@ -799,7 +802,7 @@
         </w:trPr>
         <w:tc>
           <w:tcPr>
-            <w:tcW w:type="dxa" w:w="2880"/>
+            <w:tcW w:type="dxa" w:w="1872"/>
           </w:tcPr>
           <w:p>
             <w:r>
@@ -809,7 +812,7 @@
         </w:tc>
         <w:tc>
           <w:tcPr>
-            <w:tcW w:type="dxa" w:w="2880"/>
+            <w:tcW w:type="dxa" w:w="4608"/>
           </w:tcPr>
           <w:p>
             <w:r>
@@ -819,7 +822,7 @@
         </w:tc>
         <w:tc>
           <w:tcPr>
-            <w:tcW w:type="dxa" w:w="2880"/>
+            <w:tcW w:type="dxa" w:w="2160"/>
           </w:tcPr>
           <w:p>
             <w:r>
@@ -848,14 +851,15 @@
         <w:tblStyle w:val="TableGrid"/>
         <w:tblW w:type="auto" w:w="0"/>
         <w:jc w:val="center"/>
+        <w:tblLayout w:type="fixed"/>
         <w:tblLook w:firstColumn="1" w:firstRow="1" w:lastColumn="0" w:lastRow="0" w:noHBand="0" w:noVBand="1" w:val="04A0"/>
         <w:tblCaption w:val="Régler langues et lisibilité"/>
         <w:tblDescription w:val="Une ligne par point : identifiant et niveau, point à vérifier, cases de suivi et notes."/>
       </w:tblPr>
       <w:tblGrid>
-        <w:gridCol w:w="2880"/>
-        <w:gridCol w:w="2880"/>
-        <w:gridCol w:w="2880"/>
+        <w:gridCol w:w="1872"/>
+        <w:gridCol w:w="4608"/>
+        <w:gridCol w:w="2160"/>
       </w:tblGrid>
       <w:tr>
         <w:trPr>
@@ -864,7 +868,7 @@
         </w:trPr>
         <w:tc>
           <w:tcPr>
-            <w:tcW w:type="dxa" w:w="2880"/>
+            <w:tcW w:type="dxa" w:w="1872"/>
           </w:tcPr>
           <w:p>
             <w:r>
@@ -877,7 +881,7 @@
         </w:tc>
         <w:tc>
           <w:tcPr>
-            <w:tcW w:type="dxa" w:w="2880"/>
+            <w:tcW w:type="dxa" w:w="4608"/>
           </w:tcPr>
           <w:p>
             <w:r>
@@ -890,7 +894,7 @@
         </w:tc>
         <w:tc>
           <w:tcPr>
-            <w:tcW w:type="dxa" w:w="2880"/>
+            <w:tcW w:type="dxa" w:w="2160"/>
           </w:tcPr>
           <w:p>
             <w:r>
@@ -908,7 +912,7 @@
         </w:trPr>
         <w:tc>
           <w:tcPr>
-            <w:tcW w:type="dxa" w:w="2880"/>
+            <w:tcW w:type="dxa" w:w="1872"/>
           </w:tcPr>
           <w:p>
             <w:r>
@@ -918,7 +922,7 @@
         </w:tc>
         <w:tc>
           <w:tcPr>
-            <w:tcW w:type="dxa" w:w="2880"/>
+            <w:tcW w:type="dxa" w:w="4608"/>
           </w:tcPr>
           <w:p>
             <w:r>
@@ -928,7 +932,7 @@
         </w:tc>
         <w:tc>
           <w:tcPr>
-            <w:tcW w:type="dxa" w:w="2880"/>
+            <w:tcW w:type="dxa" w:w="2160"/>
           </w:tcPr>
           <w:p>
             <w:r>
@@ -949,7 +953,7 @@
         </w:trPr>
         <w:tc>
           <w:tcPr>
-            <w:tcW w:type="dxa" w:w="2880"/>
+            <w:tcW w:type="dxa" w:w="1872"/>
           </w:tcPr>
           <w:p>
             <w:r>
@@ -959,7 +963,7 @@
         </w:tc>
         <w:tc>
           <w:tcPr>
-            <w:tcW w:type="dxa" w:w="2880"/>
+            <w:tcW w:type="dxa" w:w="4608"/>
           </w:tcPr>
           <w:p>
             <w:r>
@@ -969,7 +973,7 @@
         </w:tc>
         <w:tc>
           <w:tcPr>
-            <w:tcW w:type="dxa" w:w="2880"/>
+            <w:tcW w:type="dxa" w:w="2160"/>
           </w:tcPr>
           <w:p>
             <w:r>
@@ -990,7 +994,7 @@
         </w:trPr>
         <w:tc>
           <w:tcPr>
-            <w:tcW w:type="dxa" w:w="2880"/>
+            <w:tcW w:type="dxa" w:w="1872"/>
           </w:tcPr>
           <w:p>
             <w:r>
@@ -1000,7 +1004,7 @@
         </w:tc>
         <w:tc>
           <w:tcPr>
-            <w:tcW w:type="dxa" w:w="2880"/>
+            <w:tcW w:type="dxa" w:w="4608"/>
           </w:tcPr>
           <w:p>
             <w:r>
@@ -1010,7 +1014,7 @@
         </w:tc>
         <w:tc>
           <w:tcPr>
-            <w:tcW w:type="dxa" w:w="2880"/>
+            <w:tcW w:type="dxa" w:w="2160"/>
           </w:tcPr>
           <w:p>
             <w:r>
@@ -1031,7 +1035,7 @@
         </w:trPr>
         <w:tc>
           <w:tcPr>
-            <w:tcW w:type="dxa" w:w="2880"/>
+            <w:tcW w:type="dxa" w:w="1872"/>
           </w:tcPr>
           <w:p>
             <w:r>
@@ -1041,7 +1045,7 @@
         </w:tc>
         <w:tc>
           <w:tcPr>
-            <w:tcW w:type="dxa" w:w="2880"/>
+            <w:tcW w:type="dxa" w:w="4608"/>
           </w:tcPr>
           <w:p>
             <w:r>
@@ -1051,7 +1055,7 @@
         </w:tc>
         <w:tc>
           <w:tcPr>
-            <w:tcW w:type="dxa" w:w="2880"/>
+            <w:tcW w:type="dxa" w:w="2160"/>
           </w:tcPr>
           <w:p>
             <w:r>
@@ -1080,14 +1084,15 @@
         <w:tblStyle w:val="TableGrid"/>
         <w:tblW w:type="auto" w:w="0"/>
         <w:jc w:val="center"/>
+        <w:tblLayout w:type="fixed"/>
         <w:tblLook w:firstColumn="1" w:firstRow="1" w:lastColumn="0" w:lastRow="0" w:noHBand="0" w:noVBand="1" w:val="04A0"/>
         <w:tblCaption w:val="Finaliser, vérifier, exporter et contrôler"/>
         <w:tblDescription w:val="Une ligne par point : identifiant et niveau, point à vérifier, cases de suivi et notes."/>
       </w:tblPr>
       <w:tblGrid>
-        <w:gridCol w:w="2880"/>
-        <w:gridCol w:w="2880"/>
-        <w:gridCol w:w="2880"/>
+        <w:gridCol w:w="1872"/>
+        <w:gridCol w:w="4608"/>
+        <w:gridCol w:w="2160"/>
       </w:tblGrid>
       <w:tr>
         <w:trPr>
@@ -1096,7 +1101,7 @@
         </w:trPr>
         <w:tc>
           <w:tcPr>
-            <w:tcW w:type="dxa" w:w="2880"/>
+            <w:tcW w:type="dxa" w:w="1872"/>
           </w:tcPr>
           <w:p>
             <w:r>
@@ -1109,7 +1114,7 @@
         </w:tc>
         <w:tc>
           <w:tcPr>
-            <w:tcW w:type="dxa" w:w="2880"/>
+            <w:tcW w:type="dxa" w:w="4608"/>
           </w:tcPr>
           <w:p>
             <w:r>
@@ -1122,7 +1127,7 @@
         </w:tc>
         <w:tc>
           <w:tcPr>
-            <w:tcW w:type="dxa" w:w="2880"/>
+            <w:tcW w:type="dxa" w:w="2160"/>
           </w:tcPr>
           <w:p>
             <w:r>
@@ -1140,7 +1145,7 @@
         </w:trPr>
         <w:tc>
           <w:tcPr>
-            <w:tcW w:type="dxa" w:w="2880"/>
+            <w:tcW w:type="dxa" w:w="1872"/>
           </w:tcPr>
           <w:p>
             <w:r>
@@ -1150,7 +1155,7 @@
         </w:tc>
         <w:tc>
           <w:tcPr>
-            <w:tcW w:type="dxa" w:w="2880"/>
+            <w:tcW w:type="dxa" w:w="4608"/>
           </w:tcPr>
           <w:p>
             <w:r>
@@ -1160,7 +1165,7 @@
         </w:tc>
         <w:tc>
           <w:tcPr>
-            <w:tcW w:type="dxa" w:w="2880"/>
+            <w:tcW w:type="dxa" w:w="2160"/>
           </w:tcPr>
           <w:p>
             <w:r>
@@ -1181,7 +1186,7 @@
         </w:trPr>
         <w:tc>
           <w:tcPr>
-            <w:tcW w:type="dxa" w:w="2880"/>
+            <w:tcW w:type="dxa" w:w="1872"/>
           </w:tcPr>
           <w:p>
             <w:r>
@@ -1191,7 +1196,7 @@
         </w:tc>
         <w:tc>
           <w:tcPr>
-            <w:tcW w:type="dxa" w:w="2880"/>
+            <w:tcW w:type="dxa" w:w="4608"/>
           </w:tcPr>
           <w:p>
             <w:r>
@@ -1201,7 +1206,7 @@
         </w:tc>
         <w:tc>
           <w:tcPr>
-            <w:tcW w:type="dxa" w:w="2880"/>
+            <w:tcW w:type="dxa" w:w="2160"/>
           </w:tcPr>
           <w:p>
             <w:r>
@@ -1222,7 +1227,7 @@
         </w:trPr>
         <w:tc>
           <w:tcPr>
-            <w:tcW w:type="dxa" w:w="2880"/>
+            <w:tcW w:type="dxa" w:w="1872"/>
           </w:tcPr>
           <w:p>
             <w:r>
@@ -1232,7 +1237,7 @@
         </w:tc>
         <w:tc>
           <w:tcPr>
-            <w:tcW w:type="dxa" w:w="2880"/>
+            <w:tcW w:type="dxa" w:w="4608"/>
           </w:tcPr>
           <w:p>
             <w:r>
@@ -1242,7 +1247,7 @@
         </w:tc>
         <w:tc>
           <w:tcPr>
-            <w:tcW w:type="dxa" w:w="2880"/>
+            <w:tcW w:type="dxa" w:w="2160"/>
           </w:tcPr>
           <w:p>
             <w:r>
@@ -1263,7 +1268,7 @@
         </w:trPr>
         <w:tc>
           <w:tcPr>
-            <w:tcW w:type="dxa" w:w="2880"/>
+            <w:tcW w:type="dxa" w:w="1872"/>
           </w:tcPr>
           <w:p>
             <w:r>
@@ -1273,7 +1278,7 @@
         </w:tc>
         <w:tc>
           <w:tcPr>
-            <w:tcW w:type="dxa" w:w="2880"/>
+            <w:tcW w:type="dxa" w:w="4608"/>
           </w:tcPr>
           <w:p>
             <w:r>
@@ -1283,7 +1288,7 @@
         </w:tc>
         <w:tc>
           <w:tcPr>
-            <w:tcW w:type="dxa" w:w="2880"/>
+            <w:tcW w:type="dxa" w:w="2160"/>
           </w:tcPr>
           <w:p>
             <w:r>
@@ -1317,14 +1322,15 @@
         <w:tblStyle w:val="TableGrid"/>
         <w:tblW w:type="auto" w:w="0"/>
         <w:jc w:val="center"/>
+        <w:tblLayout w:type="fixed"/>
         <w:tblLook w:firstColumn="1" w:firstRow="1" w:lastColumn="0" w:lastRow="0" w:noHBand="0" w:noVBand="1" w:val="04A0"/>
         <w:tblCaption w:val="Contrôles signalés"/>
         <w:tblDescription w:val="Une ligne par point : identifiant et niveau, point à vérifier, cases de suivi et notes."/>
       </w:tblPr>
       <w:tblGrid>
-        <w:gridCol w:w="2880"/>
-        <w:gridCol w:w="2880"/>
-        <w:gridCol w:w="2880"/>
+        <w:gridCol w:w="1872"/>
+        <w:gridCol w:w="4608"/>
+        <w:gridCol w:w="2160"/>
       </w:tblGrid>
       <w:tr>
         <w:trPr>
@@ -1333,7 +1339,7 @@
         </w:trPr>
         <w:tc>
           <w:tcPr>
-            <w:tcW w:type="dxa" w:w="2880"/>
+            <w:tcW w:type="dxa" w:w="1872"/>
           </w:tcPr>
           <w:p>
             <w:r>
@@ -1346,7 +1352,7 @@
         </w:tc>
         <w:tc>
           <w:tcPr>
-            <w:tcW w:type="dxa" w:w="2880"/>
+            <w:tcW w:type="dxa" w:w="4608"/>
           </w:tcPr>
           <w:p>
             <w:r>
@@ -1359,7 +1365,7 @@
         </w:tc>
         <w:tc>
           <w:tcPr>
-            <w:tcW w:type="dxa" w:w="2880"/>
+            <w:tcW w:type="dxa" w:w="2160"/>
           </w:tcPr>
           <w:p>
             <w:r>
@@ -1377,7 +1383,7 @@
         </w:trPr>
         <w:tc>
           <w:tcPr>
-            <w:tcW w:type="dxa" w:w="2880"/>
+            <w:tcW w:type="dxa" w:w="1872"/>
           </w:tcPr>
           <w:p>
             <w:r>
@@ -1387,7 +1393,7 @@
         </w:tc>
         <w:tc>
           <w:tcPr>
-            <w:tcW w:type="dxa" w:w="2880"/>
+            <w:tcW w:type="dxa" w:w="4608"/>
           </w:tcPr>
           <w:p>
             <w:r>
@@ -1397,7 +1403,7 @@
         </w:tc>
         <w:tc>
           <w:tcPr>
-            <w:tcW w:type="dxa" w:w="2880"/>
+            <w:tcW w:type="dxa" w:w="2160"/>
           </w:tcPr>
           <w:p>
             <w:r>
@@ -1418,7 +1424,7 @@
         </w:trPr>
         <w:tc>
           <w:tcPr>
-            <w:tcW w:type="dxa" w:w="2880"/>
+            <w:tcW w:type="dxa" w:w="1872"/>
           </w:tcPr>
           <w:p>
             <w:r>
@@ -1428,7 +1434,7 @@
         </w:tc>
         <w:tc>
           <w:tcPr>
-            <w:tcW w:type="dxa" w:w="2880"/>
+            <w:tcW w:type="dxa" w:w="4608"/>
           </w:tcPr>
           <w:p>
             <w:r>
@@ -1438,7 +1444,7 @@
         </w:tc>
         <w:tc>
           <w:tcPr>
-            <w:tcW w:type="dxa" w:w="2880"/>
+            <w:tcW w:type="dxa" w:w="2160"/>
           </w:tcPr>
           <w:p>
             <w:r>
@@ -1459,7 +1465,7 @@
         </w:trPr>
         <w:tc>
           <w:tcPr>
-            <w:tcW w:type="dxa" w:w="2880"/>
+            <w:tcW w:type="dxa" w:w="1872"/>
           </w:tcPr>
           <w:p>
             <w:r>
@@ -1469,7 +1475,7 @@
         </w:tc>
         <w:tc>
           <w:tcPr>
-            <w:tcW w:type="dxa" w:w="2880"/>
+            <w:tcW w:type="dxa" w:w="4608"/>
           </w:tcPr>
           <w:p>
             <w:r>
@@ -1479,7 +1485,7 @@
         </w:tc>
         <w:tc>
           <w:tcPr>
-            <w:tcW w:type="dxa" w:w="2880"/>
+            <w:tcW w:type="dxa" w:w="2160"/>
           </w:tcPr>
           <w:p>
             <w:r>
@@ -1500,7 +1506,7 @@
         </w:trPr>
         <w:tc>
           <w:tcPr>
-            <w:tcW w:type="dxa" w:w="2880"/>
+            <w:tcW w:type="dxa" w:w="1872"/>
           </w:tcPr>
           <w:p>
             <w:r>
@@ -1510,7 +1516,7 @@
         </w:tc>
         <w:tc>
           <w:tcPr>
-            <w:tcW w:type="dxa" w:w="2880"/>
+            <w:tcW w:type="dxa" w:w="4608"/>
           </w:tcPr>
           <w:p>
             <w:r>
@@ -1520,7 +1526,7 @@
         </w:tc>
         <w:tc>
           <w:tcPr>
-            <w:tcW w:type="dxa" w:w="2880"/>
+            <w:tcW w:type="dxa" w:w="2160"/>
           </w:tcPr>
           <w:p>
             <w:r>
@@ -1541,7 +1547,7 @@
         </w:trPr>
         <w:tc>
           <w:tcPr>
-            <w:tcW w:type="dxa" w:w="2880"/>
+            <w:tcW w:type="dxa" w:w="1872"/>
           </w:tcPr>
           <w:p>
             <w:r>
@@ -1551,7 +1557,7 @@
         </w:tc>
         <w:tc>
           <w:tcPr>
-            <w:tcW w:type="dxa" w:w="2880"/>
+            <w:tcW w:type="dxa" w:w="4608"/>
           </w:tcPr>
           <w:p>
             <w:r>
@@ -1561,7 +1567,7 @@
         </w:tc>
         <w:tc>
           <w:tcPr>
-            <w:tcW w:type="dxa" w:w="2880"/>
+            <w:tcW w:type="dxa" w:w="2160"/>
           </w:tcPr>
           <w:p>
             <w:r>
@@ -2127,7 +2133,7 @@
       <w:outlineLvl w:val="0"/>
     </w:pPr>
     <w:rPr>
-      <w:rFonts w:asciiTheme="majorHAnsi" w:eastAsiaTheme="majorEastAsia" w:hAnsiTheme="majorHAnsi" w:cstheme="majorBidi"/>
+      <w:rFonts w:ascii="Arial" w:hAnsi="Arial" w:eastAsia="Arial" w:cs="Arial"/>
       <w:b/>
       <w:bCs/>
       <w:color w:val="365F91" w:themeColor="accent1" w:themeShade="BF"/>
@@ -2420,7 +2426,7 @@
       <w:contextualSpacing/>
     </w:pPr>
     <w:rPr>
-      <w:rFonts w:asciiTheme="majorHAnsi" w:eastAsiaTheme="majorEastAsia" w:hAnsiTheme="majorHAnsi" w:cstheme="majorBidi"/>
+      <w:rFonts w:ascii="Arial" w:hAnsi="Arial" w:eastAsia="Arial" w:cs="Arial"/>
       <w:color w:val="17365D" w:themeColor="text2" w:themeShade="BF"/>
       <w:spacing w:val="5"/>
       <w:kern w:val="28"/>
